--- a/docs/docx/especificacao-tecnica-ia.docx
+++ b/docs/docx/especificacao-tecnica-ia.docx
@@ -1793,7 +1793,7 @@
         <w:t xml:space="preserve">Não há Tailwind, MUI ou qualquer framework de UI — toda a estilização é CSS puro em um
 único arquivo, </w:t>
       </w:r>
-      <w:hyperlink w:history="1" r:id="rId4nfbswr0lcrqgrxppsy6p">
+      <w:hyperlink w:history="1" r:id="rIdkvknya81zp2zub-x_y6-p">
         <w:r>
           <w:rPr>
             <w:rFonts w:ascii="Calibri" w:cs="Calibri" w:eastAsia="Calibri" w:hAnsi="Calibri"/>
@@ -1857,7 +1857,7 @@
           <w:sz w:val="18"/>
           <w:szCs w:val="18"/>
         </w:rPr>
-        <w:t xml:space="preserve">  assets/branding/        Logo KM (imagem) e demais artes de marca</w:t>
+        <w:t xml:space="preserve">  assets/branding/        Logos KM: km-logo.png (neon, tema escuro) e km-logo-light.png (tema claro)</w:t>
       </w:r>
       <w:r>
         <w:br/>
@@ -1871,19 +1871,6 @@
           <w:szCs w:val="18"/>
         </w:rPr>
         <w:t xml:space="preserve">  components/             Componentes reutilizáveis (modais, cards, gráficos)</w:t>
-      </w:r>
-      <w:r>
-        <w:br/>
-        <w:t xml:space="preserve"/>
-      </w:r>
-      <w:r>
-        <w:rPr>
-          <w:rFonts w:ascii="Consolas" w:cs="Consolas" w:eastAsia="Consolas" w:hAnsi="Consolas"/>
-          <w:color w:val="E8F0FA"/>
-          <w:sz w:val="18"/>
-          <w:szCs w:val="18"/>
-        </w:rPr>
-        <w:t xml:space="preserve">  components/branding/    KmMark.tsx (monograma SVG da marca)</w:t>
       </w:r>
       <w:r>
         <w:br/>
@@ -9459,51 +9446,160 @@
           <w:color w:val="1A1F2B"/>
         </w:rPr>
         <w:t xml:space="preserve"> (com toggle
-mostrar/ocultar), </w:t>
-      </w:r>
-      <w:r>
-        <w:rPr>
-          <w:rFonts w:ascii="Consolas" w:cs="Consolas" w:eastAsia="Consolas" w:hAnsi="Consolas"/>
-          <w:color w:val="006BB7"/>
-          <w:sz w:val="20"/>
-          <w:szCs w:val="20"/>
-          <w:shd w:fill="F0F3F7" w:val="clear"/>
-        </w:rPr>
-        <w:t xml:space="preserve">branding/KmMark</w:t>
-      </w:r>
-      <w:r>
-        <w:rPr>
-          <w:rFonts w:ascii="Calibri" w:cs="Calibri" w:eastAsia="Calibri" w:hAnsi="Calibri"/>
-          <w:color w:val="1A1F2B"/>
-        </w:rPr>
-        <w:t xml:space="preserve"> (monograma SVG, variantes </w:t>
-      </w:r>
-      <w:r>
-        <w:rPr>
-          <w:rFonts w:ascii="Consolas" w:cs="Consolas" w:eastAsia="Consolas" w:hAnsi="Consolas"/>
-          <w:color w:val="006BB7"/>
-          <w:sz w:val="20"/>
-          <w:szCs w:val="20"/>
-          <w:shd w:fill="F0F3F7" w:val="clear"/>
-        </w:rPr>
-        <w:t xml:space="preserve">glow</w:t>
-      </w:r>
-      <w:r>
-        <w:rPr>
-          <w:rFonts w:ascii="Calibri" w:cs="Calibri" w:eastAsia="Calibri" w:hAnsi="Calibri"/>
-          <w:color w:val="1A1F2B"/>
-        </w:rPr>
-        <w:t xml:space="preserve">/</w:t>
-      </w:r>
-      <w:r>
-        <w:rPr>
-          <w:rFonts w:ascii="Consolas" w:cs="Consolas" w:eastAsia="Consolas" w:hAnsi="Consolas"/>
-          <w:color w:val="006BB7"/>
-          <w:sz w:val="20"/>
-          <w:szCs w:val="20"/>
-          <w:shd w:fill="F0F3F7" w:val="clear"/>
-        </w:rPr>
-        <w:t xml:space="preserve">solid</w:t>
+mostrar/ocultar).</w:t>
+      </w:r>
+    </w:p>
+    <w:p>
+      <w:pPr>
+        <w:spacing w:after="160"/>
+      </w:pPr>
+      <w:r>
+        <w:rPr>
+          <w:rFonts w:ascii="Consolas" w:cs="Consolas" w:eastAsia="Consolas" w:hAnsi="Consolas"/>
+          <w:color w:val="006BB7"/>
+          <w:sz w:val="20"/>
+          <w:szCs w:val="20"/>
+          <w:shd w:fill="F0F3F7" w:val="clear"/>
+        </w:rPr>
+        <w:t xml:space="preserve">TelephonyDashboardPanel</w:t>
+      </w:r>
+      <w:r>
+        <w:rPr>
+          <w:rFonts w:ascii="Calibri" w:cs="Calibri" w:eastAsia="Calibri" w:hAnsi="Calibri"/>
+          <w:color w:val="1A1F2B"/>
+        </w:rPr>
+        <w:t xml:space="preserve"> agrega as faturas por </w:t>
+      </w:r>
+      <w:r>
+        <w:rPr>
+          <w:rFonts w:ascii="Calibri" w:cs="Calibri" w:eastAsia="Calibri" w:hAnsi="Calibri"/>
+          <w:b/>
+          <w:bCs/>
+          <w:color w:val="1A1F2B"/>
+        </w:rPr>
+        <w:t xml:space="preserve">ano civil</w:t>
+      </w:r>
+      <w:r>
+        <w:rPr>
+          <w:rFonts w:ascii="Calibri" w:cs="Calibri" w:eastAsia="Calibri" w:hAnsi="Calibri"/>
+          <w:color w:val="1A1F2B"/>
+        </w:rPr>
+        <w:t xml:space="preserve"> (jan→dez; o seletor lista
+os anos presentes em </w:t>
+      </w:r>
+      <w:r>
+        <w:rPr>
+          <w:rFonts w:ascii="Consolas" w:cs="Consolas" w:eastAsia="Consolas" w:hAnsi="Consolas"/>
+          <w:color w:val="006BB7"/>
+          <w:sz w:val="20"/>
+          <w:szCs w:val="20"/>
+          <w:shd w:fill="F0F3F7" w:val="clear"/>
+        </w:rPr>
+        <w:t xml:space="preserve">phone_invoices.invoice_date</w:t>
+      </w:r>
+      <w:r>
+        <w:rPr>
+          <w:rFonts w:ascii="Calibri" w:cs="Calibri" w:eastAsia="Calibri" w:hAnsi="Calibri"/>
+          <w:color w:val="1A1F2B"/>
+        </w:rPr>
+        <w:t xml:space="preserve">) e colore cada operadora pelo nome
+(</w:t>
+      </w:r>
+      <w:r>
+        <w:rPr>
+          <w:rFonts w:ascii="Consolas" w:cs="Consolas" w:eastAsia="Consolas" w:hAnsi="Consolas"/>
+          <w:color w:val="006BB7"/>
+          <w:sz w:val="20"/>
+          <w:szCs w:val="20"/>
+          <w:shd w:fill="F0F3F7" w:val="clear"/>
+        </w:rPr>
+        <w:t xml:space="preserve">CARRIER_COLOR_BY_NAME</w:t>
+      </w:r>
+      <w:r>
+        <w:rPr>
+          <w:rFonts w:ascii="Calibri" w:cs="Calibri" w:eastAsia="Calibri" w:hAnsi="Calibri"/>
+          <w:color w:val="1A1F2B"/>
+        </w:rPr>
+        <w:t xml:space="preserve">: Claro </w:t>
+      </w:r>
+      <w:r>
+        <w:rPr>
+          <w:rFonts w:ascii="Consolas" w:cs="Consolas" w:eastAsia="Consolas" w:hAnsi="Consolas"/>
+          <w:color w:val="006BB7"/>
+          <w:sz w:val="20"/>
+          <w:szCs w:val="20"/>
+          <w:shd w:fill="F0F3F7" w:val="clear"/>
+        </w:rPr>
+        <w:t xml:space="preserve">#ef4444</w:t>
+      </w:r>
+      <w:r>
+        <w:rPr>
+          <w:rFonts w:ascii="Calibri" w:cs="Calibri" w:eastAsia="Calibri" w:hAnsi="Calibri"/>
+          <w:color w:val="1A1F2B"/>
+        </w:rPr>
+        <w:t xml:space="preserve">, Oi </w:t>
+      </w:r>
+      <w:r>
+        <w:rPr>
+          <w:rFonts w:ascii="Consolas" w:cs="Consolas" w:eastAsia="Consolas" w:hAnsi="Consolas"/>
+          <w:color w:val="006BB7"/>
+          <w:sz w:val="20"/>
+          <w:szCs w:val="20"/>
+          <w:shd w:fill="F0F3F7" w:val="clear"/>
+        </w:rPr>
+        <w:t xml:space="preserve">#22c55e</w:t>
+      </w:r>
+      <w:r>
+        <w:rPr>
+          <w:rFonts w:ascii="Calibri" w:cs="Calibri" w:eastAsia="Calibri" w:hAnsi="Calibri"/>
+          <w:color w:val="1A1F2B"/>
+        </w:rPr>
+        <w:t xml:space="preserve">, TIM </w:t>
+      </w:r>
+      <w:r>
+        <w:rPr>
+          <w:rFonts w:ascii="Consolas" w:cs="Consolas" w:eastAsia="Consolas" w:hAnsi="Consolas"/>
+          <w:color w:val="006BB7"/>
+          <w:sz w:val="20"/>
+          <w:szCs w:val="20"/>
+          <w:shd w:fill="F0F3F7" w:val="clear"/>
+        </w:rPr>
+        <w:t xml:space="preserve">#3b82f6</w:t>
+      </w:r>
+      <w:r>
+        <w:rPr>
+          <w:rFonts w:ascii="Calibri" w:cs="Calibri" w:eastAsia="Calibri" w:hAnsi="Calibri"/>
+          <w:color w:val="1A1F2B"/>
+        </w:rPr>
+        <w:t xml:space="preserve">, Vivo </w:t>
+      </w:r>
+      <w:r>
+        <w:rPr>
+          <w:rFonts w:ascii="Consolas" w:cs="Consolas" w:eastAsia="Consolas" w:hAnsi="Consolas"/>
+          <w:color w:val="006BB7"/>
+          <w:sz w:val="20"/>
+          <w:szCs w:val="20"/>
+          <w:shd w:fill="F0F3F7" w:val="clear"/>
+        </w:rPr>
+        <w:t xml:space="preserve">#a855f7</w:t>
+      </w:r>
+      <w:r>
+        <w:rPr>
+          <w:rFonts w:ascii="Calibri" w:cs="Calibri" w:eastAsia="Calibri" w:hAnsi="Calibri"/>
+          <w:color w:val="1A1F2B"/>
+        </w:rPr>
+        <w:t xml:space="preserve">;
+operadoras sem cor definida caem em </w:t>
+      </w:r>
+      <w:r>
+        <w:rPr>
+          <w:rFonts w:ascii="Consolas" w:cs="Consolas" w:eastAsia="Consolas" w:hAnsi="Consolas"/>
+          <w:color w:val="006BB7"/>
+          <w:sz w:val="20"/>
+          <w:szCs w:val="20"/>
+          <w:shd w:fill="F0F3F7" w:val="clear"/>
+        </w:rPr>
+        <w:t xml:space="preserve">FALLBACK_PALETTE</w:t>
       </w:r>
       <w:r>
         <w:rPr>
@@ -10621,7 +10717,7 @@
         </w:rPr>
         <w:t xml:space="preserve">Ver também </w:t>
       </w:r>
-      <w:hyperlink w:history="1" r:id="rIdfrb025hyzbyu8xpxjyq9o">
+      <w:hyperlink w:history="1" r:id="rIdddotx92n-yhsl5djruggl">
         <w:r>
           <w:rPr>
             <w:rFonts w:ascii="Calibri" w:cs="Calibri" w:eastAsia="Calibri" w:hAnsi="Calibri"/>
@@ -10643,7 +10739,7 @@
         <w:t xml:space="preserve"> (mesma informação, documento
 independente) e </w:t>
       </w:r>
-      <w:hyperlink w:history="1" r:id="rId0-meap4dqfmqepxhgelvc">
+      <w:hyperlink w:history="1" r:id="rIdxlt5o8kkejsaeahog43c-">
         <w:r>
           <w:rPr>
             <w:rFonts w:ascii="Calibri" w:cs="Calibri" w:eastAsia="Calibri" w:hAnsi="Calibri"/>
@@ -16590,7 +16686,7 @@
         <w:t xml:space="preserve"> — ver
 </w:t>
       </w:r>
-      <w:hyperlink w:history="1" r:id="rId-tpt6jeypltztfs7k63ki">
+      <w:hyperlink w:history="1" r:id="rIdx-iyblok11hixwc1xko00">
         <w:r>
           <w:rPr>
             <w:rFonts w:ascii="Calibri" w:cs="Calibri" w:eastAsia="Calibri" w:hAnsi="Calibri"/>
@@ -20493,7 +20589,7 @@
         </w:rPr>
         <w:t xml:space="preserve">Ver </w:t>
       </w:r>
-      <w:hyperlink w:history="1" r:id="rIdghg3bemaxxumrb--wna36">
+      <w:hyperlink w:history="1" r:id="rIdr4v-ldvn27wweztayrpic">
         <w:r>
           <w:rPr>
             <w:rFonts w:ascii="Calibri" w:cs="Calibri" w:eastAsia="Calibri" w:hAnsi="Calibri"/>
@@ -24182,7 +24278,7 @@
         <w:t xml:space="preserve">Detalhe completo (como configurar, como rotacionar, por que cada Edge Function precisa
 da service role) em </w:t>
       </w:r>
-      <w:hyperlink w:history="1" r:id="rIdl-b2ezztubslh3qlfngon">
+      <w:hyperlink w:history="1" r:id="rIdv4fbukg4jx-xzipdendbu">
         <w:r>
           <w:rPr>
             <w:rFonts w:ascii="Calibri" w:cs="Calibri" w:eastAsia="Calibri" w:hAnsi="Calibri"/>
@@ -24236,7 +24332,7 @@
         </w:rPr>
         <w:t xml:space="preserve">Definidos em </w:t>
       </w:r>
-      <w:hyperlink w:history="1" r:id="rId-8xlvbbwoff9fmiefnlbb">
+      <w:hyperlink w:history="1" r:id="rIdyiocgs0v6-l-hskn1jpa7">
         <w:r>
           <w:rPr>
             <w:rFonts w:ascii="Calibri" w:cs="Calibri" w:eastAsia="Calibri" w:hAnsi="Calibri"/>
@@ -24289,7 +24385,7 @@
         <w:t xml:space="preserve"> (só overrides). Ver
 </w:t>
       </w:r>
-      <w:hyperlink w:history="1" r:id="rIdqmdx6wvz5x5v5cmmdvvf4">
+      <w:hyperlink w:history="1" r:id="rIdzvujm_9ywyzeualmqg9gr">
         <w:r>
           <w:rPr>
             <w:rFonts w:ascii="Calibri" w:cs="Calibri" w:eastAsia="Calibri" w:hAnsi="Calibri"/>
@@ -24823,7 +24919,7 @@
         </w:rPr>
         <w:t xml:space="preserve">Ícones: </w:t>
       </w:r>
-      <w:hyperlink w:history="1" r:id="rIdjwzhuwit3cacopmf5nx2s">
+      <w:hyperlink w:history="1" r:id="rIde-sw6kytvowivrbm6tdns">
         <w:r>
           <w:rPr>
             <w:rFonts w:ascii="Calibri" w:cs="Calibri" w:eastAsia="Calibri" w:hAnsi="Calibri"/>
@@ -24840,7 +24936,7 @@
         </w:rPr>
         <w:t xml:space="preserve">. Gráficos: </w:t>
       </w:r>
-      <w:hyperlink w:history="1" r:id="rIdm7ylve6kmb-f6si8f7_-u">
+      <w:hyperlink w:history="1" r:id="rIdsbklp9ndjyfqpxgasxyba">
         <w:r>
           <w:rPr>
             <w:rFonts w:ascii="Calibri" w:cs="Calibri" w:eastAsia="Calibri" w:hAnsi="Calibri"/>
@@ -24866,66 +24962,102 @@
           <w:szCs w:val="20"/>
           <w:shd w:fill="F0F3F7" w:val="clear"/>
         </w:rPr>
-        <w:t xml:space="preserve">src/assets/branding/km-logo.jpg</w:t>
-      </w:r>
-      <w:r>
-        <w:rPr>
-          <w:rFonts w:ascii="Calibri" w:cs="Calibri" w:eastAsia="Calibri" w:hAnsi="Calibri"/>
-          <w:color w:val="1A1F2B"/>
-        </w:rPr>
-        <w:t xml:space="preserve"> (arte, só tema escuro) + </w:t>
-      </w:r>
-      <w:r>
-        <w:rPr>
-          <w:rFonts w:ascii="Consolas" w:cs="Consolas" w:eastAsia="Consolas" w:hAnsi="Consolas"/>
-          <w:color w:val="006BB7"/>
-          <w:sz w:val="20"/>
-          <w:szCs w:val="20"/>
-          <w:shd w:fill="F0F3F7" w:val="clear"/>
-        </w:rPr>
-        <w:t xml:space="preserve">KmMark.tsx</w:t>
-      </w:r>
-      <w:r>
-        <w:rPr>
-          <w:rFonts w:ascii="Calibri" w:cs="Calibri" w:eastAsia="Calibri" w:hAnsi="Calibri"/>
-          <w:color w:val="1A1F2B"/>
-        </w:rPr>
-        <w:t xml:space="preserve"> (SVG,
-variantes </w:t>
-      </w:r>
-      <w:r>
-        <w:rPr>
-          <w:rFonts w:ascii="Consolas" w:cs="Consolas" w:eastAsia="Consolas" w:hAnsi="Consolas"/>
-          <w:color w:val="006BB7"/>
-          <w:sz w:val="20"/>
-          <w:szCs w:val="20"/>
-          <w:shd w:fill="F0F3F7" w:val="clear"/>
-        </w:rPr>
-        <w:t xml:space="preserve">glow</w:t>
-      </w:r>
-      <w:r>
-        <w:rPr>
-          <w:rFonts w:ascii="Calibri" w:cs="Calibri" w:eastAsia="Calibri" w:hAnsi="Calibri"/>
-          <w:color w:val="1A1F2B"/>
-        </w:rPr>
-        <w:t xml:space="preserve">/</w:t>
-      </w:r>
-      <w:r>
-        <w:rPr>
-          <w:rFonts w:ascii="Consolas" w:cs="Consolas" w:eastAsia="Consolas" w:hAnsi="Consolas"/>
-          <w:color w:val="006BB7"/>
-          <w:sz w:val="20"/>
-          <w:szCs w:val="20"/>
-          <w:shd w:fill="F0F3F7" w:val="clear"/>
-        </w:rPr>
-        <w:t xml:space="preserve">solid</w:t>
-      </w:r>
-      <w:r>
-        <w:rPr>
-          <w:rFonts w:ascii="Calibri" w:cs="Calibri" w:eastAsia="Calibri" w:hAnsi="Calibri"/>
-          <w:color w:val="1A1F2B"/>
-        </w:rPr>
-        <w:t xml:space="preserve">).</w:t>
+        <w:t xml:space="preserve">src/assets/branding/km-logo.png</w:t>
+      </w:r>
+      <w:r>
+        <w:rPr>
+          <w:rFonts w:ascii="Calibri" w:cs="Calibri" w:eastAsia="Calibri" w:hAnsi="Calibri"/>
+          <w:color w:val="1A1F2B"/>
+        </w:rPr>
+        <w:t xml:space="preserve"> (neon com fundo transparente — sidebar no tema
+escuro e login nos dois temas) + </w:t>
+      </w:r>
+      <w:r>
+        <w:rPr>
+          <w:rFonts w:ascii="Consolas" w:cs="Consolas" w:eastAsia="Consolas" w:hAnsi="Consolas"/>
+          <w:color w:val="006BB7"/>
+          <w:sz w:val="20"/>
+          <w:szCs w:val="20"/>
+          <w:shd w:fill="F0F3F7" w:val="clear"/>
+        </w:rPr>
+        <w:t xml:space="preserve">src/assets/branding/km-logo-light.png</w:t>
+      </w:r>
+      <w:r>
+        <w:rPr>
+          <w:rFonts w:ascii="Calibri" w:cs="Calibri" w:eastAsia="Calibri" w:hAnsi="Calibri"/>
+          <w:color w:val="1A1F2B"/>
+        </w:rPr>
+        <w:t xml:space="preserve"> (metálica com
+fundo transparente — sidebar no tema claro). Opções de </w:t>
+      </w:r>
+      <w:r>
+        <w:rPr>
+          <w:rFonts w:ascii="Consolas" w:cs="Consolas" w:eastAsia="Consolas" w:hAnsi="Consolas"/>
+          <w:color w:val="006BB7"/>
+          <w:sz w:val="20"/>
+          <w:szCs w:val="20"/>
+          <w:shd w:fill="F0F3F7" w:val="clear"/>
+        </w:rPr>
+        <w:t xml:space="preserve">&lt;select&gt;</w:t>
+      </w:r>
+      <w:r>
+        <w:rPr>
+          <w:rFonts w:ascii="Calibri" w:cs="Calibri" w:eastAsia="Calibri" w:hAnsi="Calibri"/>
+          <w:color w:val="1A1F2B"/>
+        </w:rPr>
+        <w:t xml:space="preserve"> usam o token sólido
+</w:t>
+      </w:r>
+      <w:r>
+        <w:rPr>
+          <w:rFonts w:ascii="Consolas" w:cs="Consolas" w:eastAsia="Consolas" w:hAnsi="Consolas"/>
+          <w:color w:val="006BB7"/>
+          <w:sz w:val="20"/>
+          <w:szCs w:val="20"/>
+          <w:shd w:fill="F0F3F7" w:val="clear"/>
+        </w:rPr>
+        <w:t xml:space="preserve">--option-bg</w:t>
+      </w:r>
+      <w:r>
+        <w:rPr>
+          <w:rFonts w:ascii="Calibri" w:cs="Calibri" w:eastAsia="Calibri" w:hAnsi="Calibri"/>
+          <w:color w:val="1A1F2B"/>
+        </w:rPr>
+        <w:t xml:space="preserve"> (</w:t>
+      </w:r>
+      <w:r>
+        <w:rPr>
+          <w:rFonts w:ascii="Consolas" w:cs="Consolas" w:eastAsia="Consolas" w:hAnsi="Consolas"/>
+          <w:color w:val="006BB7"/>
+          <w:sz w:val="20"/>
+          <w:szCs w:val="20"/>
+          <w:shd w:fill="F0F3F7" w:val="clear"/>
+        </w:rPr>
+        <w:t xml:space="preserve">#0f2740</w:t>
+      </w:r>
+      <w:r>
+        <w:rPr>
+          <w:rFonts w:ascii="Calibri" w:cs="Calibri" w:eastAsia="Calibri" w:hAnsi="Calibri"/>
+          <w:color w:val="1A1F2B"/>
+        </w:rPr>
+        <w:t xml:space="preserve"> escuro / </w:t>
+      </w:r>
+      <w:r>
+        <w:rPr>
+          <w:rFonts w:ascii="Consolas" w:cs="Consolas" w:eastAsia="Consolas" w:hAnsi="Consolas"/>
+          <w:color w:val="006BB7"/>
+          <w:sz w:val="20"/>
+          <w:szCs w:val="20"/>
+          <w:shd w:fill="F0F3F7" w:val="clear"/>
+        </w:rPr>
+        <w:t xml:space="preserve">#ffffff</w:t>
+      </w:r>
+      <w:r>
+        <w:rPr>
+          <w:rFonts w:ascii="Calibri" w:cs="Calibri" w:eastAsia="Calibri" w:hAnsi="Calibri"/>
+          <w:color w:val="1A1F2B"/>
+        </w:rPr>
+        <w:t xml:space="preserve"> claro).</w:t>
       </w:r>
     </w:p>
     <w:p>
@@ -25400,7 +25532,26 @@
           <w:rFonts w:ascii="Calibri" w:cs="Calibri" w:eastAsia="Calibri" w:hAnsi="Calibri"/>
           <w:color w:val="1A1F2B"/>
         </w:rPr>
-        <w:t xml:space="preserve"> no SQL Editor.</w:t>
+        <w:t xml:space="preserve"> no SQL Editor e, em seguida,
+</w:t>
+      </w:r>
+      <w:r>
+        <w:rPr>
+          <w:rFonts w:ascii="Consolas" w:cs="Consolas" w:eastAsia="Consolas" w:hAnsi="Consolas"/>
+          <w:color w:val="006BB7"/>
+          <w:sz w:val="20"/>
+          <w:szCs w:val="20"/>
+          <w:shd w:fill="F0F3F7" w:val="clear"/>
+        </w:rPr>
+        <w:t xml:space="preserve">supabase/scripts/02_telefonia_simulada.sql</w:t>
+      </w:r>
+      <w:r>
+        <w:rPr>
+          <w:rFonts w:ascii="Calibri" w:cs="Calibri" w:eastAsia="Calibri" w:hAnsi="Calibri"/>
+          <w:color w:val="1A1F2B"/>
+        </w:rPr>
+        <w:t xml:space="preserve"> (mais 10 linhas e faturas mensais de
+jan/2025 a set/2026; pode ser rodado de novo sem duplicar).</w:t>
       </w:r>
     </w:p>
     <w:p>
